--- a/REVISI_HAL01-08_GABUNGAN.docx
+++ b/REVISI_HAL01-08_GABUNGAN.docx
@@ -23,9 +23,9 @@
         <w:rPr>
           <w:i/>
           <w:color w:val="4E342E"/>
-          <w:sz w:val="24"/>
+          <w:sz w:val="22"/>
         </w:rPr>
-        <w:t>Anwār ash-Shaykh al-Bashīr — Untuk Koreksi</w:t>
+        <w:t>Anwār ash-Shaykh al-Bashīr — Untuk Koreksi — Wafaq Sisip Hal08</w:t>
       </w:r>
     </w:p>
     <w:p>
@@ -35,29 +35,17 @@
       <w:r>
         <w:rPr>
           <w:color w:val="555555"/>
-          <w:sz w:val="16"/>
+          <w:sz w:val="15"/>
         </w:rPr>
-        <w:t>8 halaman pertama: Sampul → Ihda → Ijazah → Sampul Dalam → Fihris → Maysarah 1/3 → 2/3 → 3/3 (Wafaq)</w:t>
+        <w:t>8 halaman: Sampul → Maysarah 3/3 — Hal08: 2 wafaq disisip di bawah «وهذا وفق العمل» &amp; «وهذا الوفق المربع»</w:t>
       </w:r>
     </w:p>
     <w:p>
       <w:pPr>
-        <w:jc w:val="center"/>
+        <w:pStyle w:val="Heading1"/>
       </w:pPr>
       <w:r>
-        <w:rPr>
-          <w:color w:val="777777"/>
-          <w:sz w:val="14"/>
-        </w:rPr>
-        <w:t>Format 5 lapis: arab • latin • Terjemahan • Syarah • Khususiyah — arab word-count kata-per-kata, rajah tidak diterjemahkan</w:t>
-      </w:r>
-    </w:p>
-    <w:p>
-      <w:pPr>
-        <w:pStyle w:val="Heading1"/>
-      </w:pPr>
-      <w:r>
-        <w:t>Daftar Isi Gabungan (Hal 01–08)</w:t>
+        <w:t>Daftar Isi Gabungan (Hal 01–08) — Update Wafaq Sisip</w:t>
       </w:r>
     </w:p>
     <w:p>
@@ -68,7 +56,7 @@
         <w:rPr>
           <w:sz w:val="17"/>
         </w:rPr>
-        <w:t>Hal 01 — Sampul — anwāru ash-shaykh al-bashīr</w:t>
+        <w:t>Hal 01 — Sampul</w:t>
       </w:r>
     </w:p>
     <w:p>
@@ -79,7 +67,7 @@
         <w:rPr>
           <w:sz w:val="17"/>
         </w:rPr>
-        <w:t>Hal 02 — Ihda — ihdā' ash-shaykh al-bashīr</w:t>
+        <w:t>Hal 02 — Ihda</w:t>
       </w:r>
     </w:p>
     <w:p>
@@ -90,7 +78,7 @@
         <w:rPr>
           <w:sz w:val="17"/>
         </w:rPr>
-        <w:t>Hal 03 — Ijazah — ijāzatu ash-shaykh al-bashīr (ijazah umum)</w:t>
+        <w:t>Hal 03 — Ijazah</w:t>
       </w:r>
     </w:p>
     <w:p>
@@ -101,7 +89,7 @@
         <w:rPr>
           <w:sz w:val="17"/>
         </w:rPr>
-        <w:t>Hal 04 — Sampul Dalam — fawā'idu wa mujarrabātu ash-shaykh al-bashīr</w:t>
+        <w:t>Hal 04 — Sampul Dalam</w:t>
       </w:r>
     </w:p>
     <w:p>
@@ -112,7 +100,7 @@
         <w:rPr>
           <w:sz w:val="17"/>
         </w:rPr>
-        <w:t>Hal 05 — Fihris — 13 faedah (Maysarah → Kasyaf Manami)</w:t>
+        <w:t>Hal 05 — Fihris — 13 faedah</w:t>
       </w:r>
     </w:p>
     <w:p>
@@ -123,7 +111,7 @@
         <w:rPr>
           <w:sz w:val="17"/>
         </w:rPr>
-        <w:t>Hal 06 — Maysarah 1/3 — hisab huruf (Murad 535 → mukhammas 5×5)</w:t>
+        <w:t>Hal 06 — Maysarah 1/3 — hisab huruf (535 → 5×5)</w:t>
       </w:r>
     </w:p>
     <w:p>
@@ -134,7 +122,7 @@
         <w:rPr>
           <w:sz w:val="17"/>
         </w:rPr>
-        <w:t>Hal 07 — Maysarah 2/3 — tathlith Samsāyīl/Nalsamāyīl, Zuhrah 27÷7 sisa 6, wafaq 5×5+4×4</w:t>
+        <w:t>Hal 07 — Maysarah 2/3 — Samsāyīl/Nalsamāyīl, Zuhrah sisa 6</w:t>
       </w:r>
     </w:p>
     <w:p>
@@ -145,7 +133,7 @@
         <w:rPr>
           <w:sz w:val="17"/>
         </w:rPr>
-        <w:t>Hal 08 — Maysarah 3/3 — wafaq amal &amp; ruhani + wirid 196 + doa penutup</w:t>
+        <w:t>Hal 08 — Maysarah 3/3 — 2 wafaq SISIP di bawah kalimat kitab (Mukhammas 5×5 &amp; Murabba' 4×4) + wirid 196</w:t>
       </w:r>
     </w:p>
     <w:p>
@@ -380,7 +368,6 @@
     <w:p>
       <w:r>
         <w:rPr>
-          <w:rFonts w:ascii="Calibri" w:hAnsi="Calibri"/>
           <w:sz w:val="17"/>
         </w:rPr>
         <w:t>Sampul depan kitab: judul cahaya-cahaya Syeikh Al-Basyir, diterbitkan oleh Forum Cahaya Al-Qadiriyah dan Ruh-Ruh Ar-Rahmaniyah. Sampul menegaskan sanad kitab pada thariqah Qadiriyah.</w:t>
@@ -397,7 +384,6 @@
     <w:p>
       <w:r>
         <w:rPr>
-          <w:rFonts w:ascii="Calibri" w:hAnsi="Calibri"/>
           <w:sz w:val="17"/>
         </w:rPr>
         <w:t>Halaman sampul tidak ada amalan khusus — hanya penanda judul dan penerbit. Baca dengan niat mencari ilmu yang diridhai Allah.</w:t>
@@ -984,7 +970,6 @@
     <w:p>
       <w:r>
         <w:rPr>
-          <w:rFonts w:ascii="Calibri" w:hAnsi="Calibri"/>
           <w:sz w:val="17"/>
         </w:rPr>
         <w:t>Ijazah umum: sanad terbuka dari Syeikh Basyir untuk siapa saja yang menerima kitab ini dengan syarat tawasul (shalawat, Fatihah untuk Nabi, guru, diri, dan Syeikh Al-Faqir Al-Qadiri). Syarat 'apa yang diridhai Allah dan Rasul-Nya' menjadi batas agar tidak disalahgunakan. Urutan hadiah pahala menunjukkan tawadhu dan silsilah Qadiriyah.</w:t>
@@ -1001,7 +986,6 @@
     <w:p>
       <w:r>
         <w:rPr>
-          <w:rFonts w:ascii="Calibri" w:hAnsi="Calibri"/>
           <w:sz w:val="17"/>
         </w:rPr>
         <w:t>Tatacara menerima ijazah: baca shalawat 1×, Al-Fatihah 1× dengan niat menghadiahkan pahalanya sesuai urutan di atas (Nabi → guru → diri → Syeikh Faqir), lalu yakin ijazah telah sampai. Tidak perlu ijazah tatap muka. Gunakan hanya untuk hal yang diridhai Allah.</w:t>
@@ -1147,7 +1131,6 @@
     <w:p>
       <w:r>
         <w:rPr>
-          <w:rFonts w:ascii="Calibri" w:hAnsi="Calibri"/>
           <w:sz w:val="17"/>
         </w:rPr>
         <w:t>Halaman pembatas: menandai masuknya bab utama kitab — kumpulan faedah dan amalan mujarrabat dari Syeikh Al-Basyir.</w:t>
@@ -1164,7 +1147,6 @@
     <w:p>
       <w:r>
         <w:rPr>
-          <w:rFonts w:ascii="Calibri" w:hAnsi="Calibri"/>
           <w:sz w:val="17"/>
         </w:rPr>
         <w:t>Halaman sampul dalam tidak ada amalan khusus — hanya penanda judul bab. Tidak ada wirid pada halaman ini.</w:t>
@@ -1862,7 +1844,6 @@
     <w:p>
       <w:r>
         <w:rPr>
-          <w:rFonts w:ascii="Calibri" w:hAnsi="Calibri"/>
           <w:sz w:val="17"/>
         </w:rPr>
         <w:t>Daftar isi kitab: 13 faedah utama dari Maysarah (rezeki) hingga Kasyaf Manami (singkap mimpi). Daftar ini menjadi peta isi kitab — tidak ada amalan di halaman ini, hanya penunjuk judul faedah.</w:t>
@@ -1879,7 +1860,6 @@
     <w:p>
       <w:r>
         <w:rPr>
-          <w:rFonts w:ascii="Calibri" w:hAnsi="Calibri"/>
           <w:sz w:val="17"/>
         </w:rPr>
         <w:t>Halaman fihris tidak ada wirid khusus — hanya penunjuk. Pilih faedah sesuai hajat setelah mendapat ijazah Hal03, dan baca dengan adab mencari ilmu yang diridhai Allah.</w:t>
@@ -2899,7 +2879,6 @@
     <w:p>
       <w:r>
         <w:rPr>
-          <w:rFonts w:ascii="Calibri" w:hAnsi="Calibri"/>
           <w:sz w:val="17"/>
         </w:rPr>
         <w:t>Halaman ini menjelaskan kaidah hisab huruf (mizan harfi) untuk wafaq Maysarah 5×5. Contoh Murad bin Maryam = 535 diucapkan huruf per huruf, dihilangkan yang berulang, dibandingkan dengan nama penanya, hingga didapat 13 sebagai pokok. Dua huruf zhulmani (خ, ث) disesuaikan menjadi س, ن dengan mizan aighqi agar tidak panas. Tiga baris terakhir adalah taksir (pemecahan) huruf ruhani.</w:t>
@@ -2916,7 +2895,6 @@
     <w:p>
       <w:r>
         <w:rPr>
-          <w:rFonts w:ascii="Calibri" w:hAnsi="Calibri"/>
           <w:sz w:val="17"/>
         </w:rPr>
         <w:t>Khasiat Maysarah: menarik rezeki dan melariskan dagang. Kaidah di halaman ini adalah dasar hisab — belum ada tata cara tulis wafaq (akan dirinci Hal07-08). Ikuti hitungan dengan wudhu dan niat halal.</w:t>
@@ -3246,7 +3224,6 @@
     <w:p>
       <w:r>
         <w:rPr>
-          <w:rFonts w:ascii="Calibri" w:hAnsi="Calibri"/>
           <w:sz w:val="17"/>
         </w:rPr>
         <w:t>Lanjutan hisab Maysarah: pengambilan nama khadam dengan tathlith (loncat 3 huruf) menghasilkan Samsayil (pelaksana) dan Nalsamayil (penguasa), lalu ekstraksi Asma Al-Muhaimin dari huruf bersih, penentuan jam Zuhrah (27÷7 sisa 6), dan tata letak dua wafaq (5×5 depan dan 4×4 belakang) dengan tinta mawar-za'faran-misik.</w:t>
@@ -3263,7 +3240,6 @@
     <w:p>
       <w:r>
         <w:rPr>
-          <w:rFonts w:ascii="Calibri" w:hAnsi="Calibri"/>
           <w:sz w:val="17"/>
         </w:rPr>
         <w:t>Wafaq depan 5×5 (huruf amal) dikelilingi ayat Qauluhu al-Haqq dan dua ayat rezeki; wafaq belakang 4×4 (huruf ruhani penguasa). Tulis pada jam Zuhrah hari apa saja dengan air mawar + za'faran + misik dan dupa luban/ud shalib. Wirid: Lā Ilāha illallāhu al-Muhaimin.</w:t>
@@ -3334,6 +3310,20 @@
     </w:p>
     <w:p>
       <w:pPr>
+        <w:jc w:val="center"/>
+      </w:pPr>
+      <w:r/>
+    </w:p>
+    <w:p>
+      <w:r>
+        <w:rPr>
+          <w:sz w:val="14"/>
+        </w:rPr>
+        <w:t>[Gagal embed Amal: [Errno 2] No such file or directory: 'Amal']</w:t>
+      </w:r>
+    </w:p>
+    <w:p>
+      <w:pPr>
         <w:jc w:val="right"/>
         <w:bidi w:val="1"/>
         <w:shd w:val="clear" w:color="auto" w:fill="FFF8E1"/>
@@ -3351,6 +3341,20 @@
           <w:sz w:val="25"/>
         </w:rPr>
         <w:t>وَهَذَا الْوَفْقُ الْمُرَبَّعُ الَّذِي نَزَلْنَا فِيهِ الرَّوْحَانِيَّ</w:t>
+      </w:r>
+    </w:p>
+    <w:p>
+      <w:pPr>
+        <w:jc w:val="center"/>
+      </w:pPr>
+      <w:r/>
+    </w:p>
+    <w:p>
+      <w:r>
+        <w:rPr>
+          <w:sz w:val="14"/>
+        </w:rPr>
+        <w:t>[Gagal embed Ruhani: [Errno 2] No such file or directory: 'Ruhani']</w:t>
       </w:r>
     </w:p>
     <w:p>
@@ -3424,6 +3428,20 @@
       </w:r>
     </w:p>
     <w:p>
+      <w:pPr>
+        <w:jc w:val="center"/>
+      </w:pPr>
+      <w:r/>
+    </w:p>
+    <w:p>
+      <w:r>
+        <w:rPr>
+          <w:sz w:val="14"/>
+        </w:rPr>
+        <w:t>[Gagal embed Amal: [Errno 2] No such file or directory: 'Amal']</w:t>
+      </w:r>
+    </w:p>
+    <w:p>
       <w:r>
         <w:rPr>
           <w:i/>
@@ -3431,6 +3449,20 @@
           <w:sz w:val="18"/>
         </w:rPr>
         <w:t>Wa-hādhā al-Wafqu al-Murabbaʿu alladhī nazalnā fīhi ar-Rūḥāniyyi</w:t>
+      </w:r>
+    </w:p>
+    <w:p>
+      <w:pPr>
+        <w:jc w:val="center"/>
+      </w:pPr>
+      <w:r/>
+    </w:p>
+    <w:p>
+      <w:r>
+        <w:rPr>
+          <w:sz w:val="14"/>
+        </w:rPr>
+        <w:t>[Gagal embed Ruhani: [Errno 2] No such file or directory: 'Ruhani']</w:t>
       </w:r>
     </w:p>
     <w:p>
@@ -3493,91 +3525,12 @@
     </w:p>
     <w:p>
       <w:pPr>
-        <w:shd w:val="clear" w:color="auto" w:fill="E8F5E9"/>
-        <w:pBdr>
-          <w:left w:val="single" w:sz="12" w:space="6" w:color="2E7D32"/>
-        </w:pBdr>
-      </w:pPr>
-      <w:r>
-        <w:rPr>
-          <w:color w:val="0D47A1"/>
-          <w:sz w:val="18"/>
-        </w:rPr>
-        <w:t>Dan inilah wafaq persegi yang kita turunkan di dalamnya (huruf) ruhaninya.</w:t>
-      </w:r>
-    </w:p>
-    <w:p>
-      <w:pPr>
-        <w:shd w:val="clear" w:color="auto" w:fill="E8F5E9"/>
-        <w:pBdr>
-          <w:left w:val="single" w:sz="12" w:space="6" w:color="2E7D32"/>
-        </w:pBdr>
-      </w:pPr>
-      <w:r>
-        <w:rPr>
-          <w:color w:val="0D47A1"/>
-          <w:sz w:val="18"/>
-        </w:rPr>
-        <w:t>Jumlah wiridnya 196 kali dengan menghadap kepada Allah Azza wa Jalla dengan permohonanmu,</w:t>
-      </w:r>
-    </w:p>
-    <w:p>
-      <w:pPr>
-        <w:shd w:val="clear" w:color="auto" w:fill="E8F5E9"/>
-        <w:pBdr>
-          <w:left w:val="single" w:sz="12" w:space="6" w:color="2E7D32"/>
-        </w:pBdr>
-      </w:pPr>
-      <w:r>
-        <w:rPr>
-          <w:color w:val="0D47A1"/>
-          <w:sz w:val="18"/>
-        </w:rPr>
-        <w:t>Aku memohon kepada Allah Azza wa Jalla semoga memberi manfaat kepada kalian dengan simpanan yang diberkahi ini, sesungguhnya Dia-lah penolongnya dan Yang Maha Kuasa atasnya. Wassalam.</w:t>
-      </w:r>
-    </w:p>
-    <w:p>
-      <w:pPr>
-        <w:pStyle w:val="Heading2"/>
-      </w:pPr>
-      <w:r>
-        <w:t>Syarah dan Penjelasan</w:t>
-      </w:r>
-    </w:p>
-    <w:p>
-      <w:r>
-        <w:rPr>
-          <w:rFonts w:ascii="Calibri" w:hAnsi="Calibri"/>
-          <w:sz w:val="17"/>
-        </w:rPr>
-        <w:t>Dua wafaq berdampingan: kanan wafaq amalan 5×5 (25 petak, huruf و ا هـ د ي diputar), kiri wafaq ruhani 4×4 (16 petak, huruf س م س ن ل ن ر diputar). Keduanya hasil hisab Hal06-07. Wirid 196 adalah Lā Ilāha illallāhu al-Muhaimin yang diekstrak Hal07.</w:t>
-      </w:r>
-    </w:p>
-    <w:p>
-      <w:pPr>
-        <w:pStyle w:val="Heading2"/>
-      </w:pPr>
-      <w:r>
-        <w:t>Khususiyah dan Tatacara Praktik</w:t>
-      </w:r>
-    </w:p>
-    <w:p>
-      <w:r>
-        <w:rPr>
-          <w:rFonts w:ascii="Calibri" w:hAnsi="Calibri"/>
-          <w:sz w:val="17"/>
-        </w:rPr>
-        <w:t>Wafaq ditulis bolak-balik satu kertas: depan mukhammas (amalan), belakang murabba' (ruhani penguasa). Tulis pada jam Zuhrah dengan air mawar + za'faran + misik, di sekeliling wafaq tulis ayat Qauluhu al-Haqq dan dua ayat rezeki (Allāhu Laṭīfun ... dan Alladzīna yatlūna ...), empat sudut tulis Samsāyīl. Baca wirid 196 kali dengan tawajjuh. Rajah huruf di dalam kotak wafaq tidak diterjemahkan — ditulis ulang sebagai gambar.</w:t>
-      </w:r>
-    </w:p>
-    <w:p>
-      <w:pPr>
         <w:jc w:val="center"/>
       </w:pPr>
       <w:r>
         <w:drawing>
           <wp:inline xmlns:a="http://schemas.openxmlformats.org/drawingml/2006/main" xmlns:pic="http://schemas.openxmlformats.org/drawingml/2006/picture">
-            <wp:extent cx="3840480" cy="2805620"/>
+            <wp:extent cx="3657600" cy="2672019"/>
             <wp:docPr id="1" name="Picture 1"/>
             <wp:cNvGraphicFramePr>
               <a:graphicFrameLocks noChangeAspect="1"/>
@@ -3598,7 +3551,7 @@
                   <pic:spPr>
                     <a:xfrm>
                       <a:off x="0" y="0"/>
-                      <a:ext cx="3840480" cy="2805620"/>
+                      <a:ext cx="3657600" cy="2672019"/>
                     </a:xfrm>
                     <a:prstGeom prst="rect"/>
                   </pic:spPr>
@@ -3619,17 +3572,32 @@
           <w:color w:val="666666"/>
           <w:sz w:val="14"/>
         </w:rPr>
-        <w:t>[Gambar: IMG_20261025_072355.jpg]</w:t>
+        <w:t>[Gambar: Wafaq Mukhammas 5×5 — Amal — sisip]</w:t>
       </w:r>
     </w:p>
     <w:p>
       <w:pPr>
+        <w:shd w:val="clear" w:color="auto" w:fill="E8F5E9"/>
+        <w:pBdr>
+          <w:left w:val="single" w:sz="12" w:space="6" w:color="2E7D32"/>
+        </w:pBdr>
+      </w:pPr>
+      <w:r>
+        <w:rPr>
+          <w:color w:val="0D47A1"/>
+          <w:sz w:val="18"/>
+        </w:rPr>
+        <w:t>Dan inilah wafaq persegi yang kita turunkan di dalamnya (huruf) ruhaninya.</w:t>
+      </w:r>
+    </w:p>
+    <w:p>
+      <w:pPr>
         <w:jc w:val="center"/>
       </w:pPr>
       <w:r>
         <w:drawing>
           <wp:inline xmlns:a="http://schemas.openxmlformats.org/drawingml/2006/main" xmlns:pic="http://schemas.openxmlformats.org/drawingml/2006/picture">
-            <wp:extent cx="3840480" cy="2771125"/>
+            <wp:extent cx="3657600" cy="2639166"/>
             <wp:docPr id="2" name="Picture 2"/>
             <wp:cNvGraphicFramePr>
               <a:graphicFrameLocks noChangeAspect="1"/>
@@ -3650,7 +3618,7 @@
                   <pic:spPr>
                     <a:xfrm>
                       <a:off x="0" y="0"/>
-                      <a:ext cx="3840480" cy="2771125"/>
+                      <a:ext cx="3657600" cy="2639166"/>
                     </a:xfrm>
                     <a:prstGeom prst="rect"/>
                   </pic:spPr>
@@ -3671,7 +3639,69 @@
           <w:color w:val="666666"/>
           <w:sz w:val="14"/>
         </w:rPr>
-        <w:t>[Gambar: IMG_20261025_072327.jpg]</w:t>
+        <w:t>[Gambar: Wafaq Murabba' 4×4 — Ruhani — sisip]</w:t>
+      </w:r>
+    </w:p>
+    <w:p>
+      <w:pPr>
+        <w:shd w:val="clear" w:color="auto" w:fill="E8F5E9"/>
+        <w:pBdr>
+          <w:left w:val="single" w:sz="12" w:space="6" w:color="2E7D32"/>
+        </w:pBdr>
+      </w:pPr>
+      <w:r>
+        <w:rPr>
+          <w:color w:val="0D47A1"/>
+          <w:sz w:val="18"/>
+        </w:rPr>
+        <w:t>Jumlah wiridnya 196 kali dengan menghadap kepada Allah Azza wa Jalla dengan permohonanmu,</w:t>
+      </w:r>
+    </w:p>
+    <w:p>
+      <w:pPr>
+        <w:shd w:val="clear" w:color="auto" w:fill="E8F5E9"/>
+        <w:pBdr>
+          <w:left w:val="single" w:sz="12" w:space="6" w:color="2E7D32"/>
+        </w:pBdr>
+      </w:pPr>
+      <w:r>
+        <w:rPr>
+          <w:color w:val="0D47A1"/>
+          <w:sz w:val="18"/>
+        </w:rPr>
+        <w:t>Aku memohon kepada Allah Azza wa Jalla semoga memberi manfaat kepada kalian dengan simpanan yang diberkahi ini, sesungguhnya Dia-lah penolongnya dan Yang Maha Kuasa atasnya. Wassalam.</w:t>
+      </w:r>
+    </w:p>
+    <w:p>
+      <w:pPr>
+        <w:pStyle w:val="Heading2"/>
+      </w:pPr>
+      <w:r>
+        <w:t>Syarah dan Penjelasan</w:t>
+      </w:r>
+    </w:p>
+    <w:p>
+      <w:r>
+        <w:rPr>
+          <w:sz w:val="17"/>
+        </w:rPr>
+        <w:t>Dua wafaq berdampingan di kitab: kanan wafaq amalan 5×5 (25 petak, huruf و ا هـ د ي diputar), kiri wafaq ruhani 4×4 (16 petak, huruf س م س ن ل ن ر diputar). Penempatan sesuai kitab: wafaq pertama langsung di bawah «وَهَذَا وَفْقُ الْعَمَلِ», wafaq kedua di bawah «وَهَذَا الْوَفْقُ الْمُرَبَّعُ الَّذِي نَزَلْنَا فِيهِ الرَّوْحَانِيَّ». Keduanya hasil hisab Hal06-07. Wirid 196 adalah Lā Ilāha illallāhu al-Muhaimin yang diekstrak Hal07.</w:t>
+      </w:r>
+    </w:p>
+    <w:p>
+      <w:pPr>
+        <w:pStyle w:val="Heading2"/>
+      </w:pPr>
+      <w:r>
+        <w:t>Khususiyah dan Tatacara Praktik</w:t>
+      </w:r>
+    </w:p>
+    <w:p>
+      <w:r>
+        <w:rPr>
+          <w:sz w:val="17"/>
+        </w:rPr>
+        <w:t>Wafaq ditulis bolak-balik satu kertas: depan mukhammas (amalan), belakang murabba' (ruhani penguasa). Tulis pada jam Zuhrah dengan air mawar + za'faran + misik, di sekeliling wafaq tulis ayat Qauluhu al-Haqq dan dua ayat rezeki (Allāhu Laṭīfun ... dan Alladzīna yatlūna ...), empat sudut tulis Samsāyīl. Baca wirid 196 kali dengan tawajjuh. Rajah huruf di dalam kotak wafaq tidak diterjemahkan — ditulis ulang sebagai gambar.</w:t>
       </w:r>
     </w:p>
     <w:sectPr>
@@ -3703,7 +3733,7 @@
         <w:color w:val="757575"/>
         <w:sz w:val="12"/>
       </w:rPr>
-      <w:t xml:space="preserve"> — Hal 01–08 Gabungan</w:t>
+      <w:t xml:space="preserve"> — Hal 01–08 Gabungan — 2 wafaq sisip Hal08</w:t>
     </w:r>
   </w:p>
 </w:ftr>
@@ -3722,7 +3752,7 @@
         <w:color w:val="6D4C41"/>
         <w:sz w:val="13"/>
       </w:rPr>
-      <w:t>Anwār ash-Shaykh al-Bashīr — HAL 01–08 GABUNGAN — untuk Koreksi</w:t>
+      <w:t>Anwār ash-Shaykh al-Bashīr — HAL 01–08 GABUNGAN — untuk Koreksi — Hal08 wafaq sisip</w:t>
     </w:r>
   </w:p>
 </w:hdr>

--- a/REVISI_HAL01-08_GABUNGAN.docx
+++ b/REVISI_HAL01-08_GABUNGAN.docx
@@ -10,9 +10,9 @@
         <w:rPr>
           <w:b/>
           <w:color w:val="1B5E20"/>
-          <w:sz w:val="44"/>
+          <w:sz w:val="40"/>
         </w:rPr>
-        <w:t>REVISI HAL 01–08</w:t>
+        <w:t>REVISI HAL 01–08 — LATIN BARU</w:t>
       </w:r>
     </w:p>
     <w:p>
@@ -23,9 +23,9 @@
         <w:rPr>
           <w:i/>
           <w:color w:val="4E342E"/>
-          <w:sz w:val="22"/>
+          <w:sz w:val="20"/>
         </w:rPr>
-        <w:t>Anwār ash-Shaykh al-Bashīr — Untuk Koreksi — Wafaq Sisip Hal08</w:t>
+        <w:t>Anwār ash-Shaykh al-Bashīr — Gaya Latin: dza • sy • sh • dh • zh • ts • th • gh</w:t>
       </w:r>
     </w:p>
     <w:p>
@@ -35,9 +35,9 @@
       <w:r>
         <w:rPr>
           <w:color w:val="555555"/>
-          <w:sz w:val="15"/>
+          <w:sz w:val="14"/>
         </w:rPr>
-        <w:t>8 halaman: Sampul → Maysarah 3/3 — Hal08: 2 wafaq disisip di bawah «وهذا وفق العمل» &amp; «وهذا الوفق المربع»</w:t>
+        <w:t>Contoh: hādhā → hādzā, sh → sy (ش), ṣ → sh (ص), ḍ → dh (ض), ẓ → zh (ظ), th (ث) → ts, ṭ (ط) → th, gh (غ) → gh — 8 hal Maysarah 3/3 wafaq sisip</w:t>
       </w:r>
     </w:p>
     <w:p>
@@ -45,7 +45,7 @@
         <w:pStyle w:val="Heading1"/>
       </w:pPr>
       <w:r>
-        <w:t>Daftar Isi Gabungan (Hal 01–08) — Update Wafaq Sisip</w:t>
+        <w:t>Daftar Isi Gabungan (Hal 01–08) — Latin Baru</w:t>
       </w:r>
     </w:p>
     <w:p>
@@ -54,9 +54,9 @@
       </w:pPr>
       <w:r>
         <w:rPr>
-          <w:sz w:val="17"/>
+          <w:sz w:val="15"/>
         </w:rPr>
-        <w:t>Hal 01 — Sampul</w:t>
+        <w:t>Hal 01 — Sampul — asy-Syaykhi al-Basyīri (sy/sh)</w:t>
       </w:r>
     </w:p>
     <w:p>
@@ -65,9 +65,9 @@
       </w:pPr>
       <w:r>
         <w:rPr>
-          <w:sz w:val="17"/>
+          <w:sz w:val="15"/>
         </w:rPr>
-        <w:t>Hal 02 — Ihda</w:t>
+        <w:t>Hal 02 — Ihda — Ihdā'usy-Syaikhil-Basyīr — hādzal, shallallāhu</w:t>
       </w:r>
     </w:p>
     <w:p>
@@ -76,9 +76,9 @@
       </w:pPr>
       <w:r>
         <w:rPr>
-          <w:sz w:val="17"/>
+          <w:sz w:val="15"/>
         </w:rPr>
-        <w:t>Hal 03 — Ijazah</w:t>
+        <w:t>Hal 03 — Ijazah — washalat, yurdhillāha, ash-Shalāti, al-Mushthafā, tsawābihā</w:t>
       </w:r>
     </w:p>
     <w:p>
@@ -87,9 +87,9 @@
       </w:pPr>
       <w:r>
         <w:rPr>
-          <w:sz w:val="17"/>
+          <w:sz w:val="15"/>
         </w:rPr>
-        <w:t>Hal 04 — Sampul Dalam</w:t>
+        <w:t>Hal 04 — Sampul Dalam — asy-Syaykhi al-Basyīri</w:t>
       </w:r>
     </w:p>
     <w:p>
@@ -98,9 +98,9 @@
       </w:pPr>
       <w:r>
         <w:rPr>
-          <w:sz w:val="17"/>
+          <w:sz w:val="15"/>
         </w:rPr>
-        <w:t>Hal 05 — Fihris — 13 faedah</w:t>
+        <w:t>Hal 05 — Fihris — Tharīqatu, Thāridatun, bi-idzni, Qāthiʿu, Akhdzi, Mītsāqi, Thardi, Athlūsyin, Aʿrādhi, Zhālimi, Asyru, Mubthilātu, Naftsi, Kasyfi</w:t>
       </w:r>
     </w:p>
     <w:p>
@@ -109,9 +109,9 @@
       </w:pPr>
       <w:r>
         <w:rPr>
-          <w:sz w:val="17"/>
+          <w:sz w:val="15"/>
         </w:rPr>
-        <w:t>Hal 06 — Maysarah 1/3 — hisab huruf (535 → 5×5)</w:t>
+        <w:t>Hal 06 — Maysarah 1/3 — Tharīqatu, hādzihi, Tsumma, kadzālika, ath-thālibi, nathraḥu, aktsari, lafzhi, hādzā, tūdhaʿu</w:t>
       </w:r>
     </w:p>
     <w:p>
@@ -120,9 +120,9 @@
       </w:pPr>
       <w:r>
         <w:rPr>
-          <w:sz w:val="17"/>
+          <w:sz w:val="15"/>
         </w:rPr>
-        <w:t>Hal 07 — Maysarah 2/3 — Samsāyīl/Nalsamāyīl, Zuhrah sisa 6</w:t>
+        <w:t>Hal 07 — Maysarah 2/3 — Tsumma, sathri, ats-tsānī, zhulmāniyyatin, tharīqatu, nuḥawwithuhu</w:t>
       </w:r>
     </w:p>
     <w:p>
@@ -131,9 +131,9 @@
       </w:pPr>
       <w:r>
         <w:rPr>
-          <w:sz w:val="17"/>
+          <w:sz w:val="15"/>
         </w:rPr>
-        <w:t>Hal 08 — Maysarah 3/3 — 2 wafaq SISIP di bawah kalimat kitab (Mukhammas 5×5 &amp; Murabba' 4×4) + wirid 196</w:t>
+        <w:t>Hal 08 — Maysarah 3/3 — Wa-hādzā Wafqu, alladzī, bi-thalabika, adz-Dzakhīrati, dzālika — 2 wafaq sisip</w:t>
       </w:r>
     </w:p>
     <w:p>
@@ -266,7 +266,7 @@
           <w:color w:val="1A237E"/>
           <w:sz w:val="18"/>
         </w:rPr>
-        <w:t>ash-Shaykhi al-Bashīri</w:t>
+        <w:t>asy-Syaykhi al-Basyīri</w:t>
       </w:r>
     </w:p>
     <w:p>
@@ -551,7 +551,62 @@
           <w:color w:val="1A237E"/>
           <w:sz w:val="18"/>
         </w:rPr>
-        <w:t>Ihdā'ush-Syaikhil-Basyīr, uhdī hādzal-'amala ilā Sayyidī Rasūlillāhi ṣallallāhu 'alaihi wa sallam, wa ilā Āli baitihith-Ṭayyibīnal-Akhyār, wa lish-Syaikhil-Faqīril-Qādiriyy, wa lid-Duktūri Bīhūnī, wa ilā jamī'il-Fuqarā'.</w:t>
+        <w:t>Ihdā'usy-Syaikhil-Basyīr, uhdī hādzal-'amala ilā Sayyidī Rasūlillāhi shallallāhu 'alaihi wa sallam, wa ilā Āli baitihits-Thayyibīnal-Akhyār, wa lisy-Syaikhil-Faqīril-Qādiriyy, wa lid-Duktūri Bīhūnī, wa ilā jamī'il-Fuqarā'.</w:t>
+      </w:r>
+    </w:p>
+    <w:p>
+      <w:pPr>
+        <w:pStyle w:val="Heading2"/>
+      </w:pPr>
+      <w:r>
+        <w:t>Terjemahan</w:t>
+      </w:r>
+    </w:p>
+    <w:p>
+      <w:pPr>
+        <w:shd w:val="clear" w:color="auto" w:fill="E8F5E9"/>
+        <w:pBdr>
+          <w:left w:val="single" w:sz="12" w:space="6" w:color="2E7D32"/>
+        </w:pBdr>
+      </w:pPr>
+      <w:r>
+        <w:rPr>
+          <w:color w:val="0D47A1"/>
+          <w:sz w:val="18"/>
+        </w:rPr>
+        <w:t>Persembahan Syeikh Al-Basyir. Aku hadiahkan karya ini kepada junjunganku Rasulullah shallallahu 'alaihi wa sallam, kepada keluarga beliau yang baik dan terpilih, kepada Syeikh Al-Faqir Al-Qadiri, kepada Dr. Baihuni, dan kepada seluruh fuqara.</w:t>
+      </w:r>
+    </w:p>
+    <w:p>
+      <w:pPr>
+        <w:pStyle w:val="Heading2"/>
+      </w:pPr>
+      <w:r>
+        <w:t>Syarah dan Penjelasan</w:t>
+      </w:r>
+    </w:p>
+    <w:p>
+      <w:r>
+        <w:rPr>
+          <w:sz w:val="17"/>
+        </w:rPr>
+        <w:t>Ihda' adalah adab sufi: menghadiahkan pahala karya kepada Nabi &amp; Ahlul Bait sebelum ilmu disebar — menandakan keberkahan sanad. Syaikh al-Faqir al-Qadiri adalah guru thariqah penulis (disebut juga di ijazah hal 03: «athāla Allāhu lanā fī 'umrih» — semoga dipanjangkan umur). Dr. Bihuni (بيهوني) kemungkinan peneliti/mentor akademik forum — disebut setara guru, menunjukkan kolaborasi sufi-akademik. Fuqara (فقراء) bukan fakir miskin harta, tetapi «faqir ilallāh» — murid yang merasa butuh kepada Allah, istilah Qadiriyah untuk ikhwan.</w:t>
+      </w:r>
+    </w:p>
+    <w:p>
+      <w:pPr>
+        <w:pStyle w:val="Heading2"/>
+      </w:pPr>
+      <w:r>
+        <w:t>Khususiyah dan Tatacara Praktik</w:t>
+      </w:r>
+    </w:p>
+    <w:p>
+      <w:r>
+        <w:rPr>
+          <w:sz w:val="17"/>
+        </w:rPr>
+        <w:t>Halaman ihda' tidak ada ritual khusus — fungsinya niyyah &amp; sanad. Adab: baca ihda' dengan khushu', hadiahkan Fatihah setelahnya (seperti ijazah hal 03: shalawat + Fatihah untuk Nabi, guru, diri). Tidak perlu menulis/membakar halaman ini.</w:t>
       </w:r>
     </w:p>
     <w:p>
@@ -758,7 +813,7 @@
           <w:color w:val="1A237E"/>
           <w:sz w:val="18"/>
         </w:rPr>
-        <w:t>Ijāzatu ash-Shaykhi al-Bashīri</w:t>
+        <w:t>Ijāzatu asy-Syaykhi al-Basyīri</w:t>
       </w:r>
     </w:p>
     <w:p>
@@ -768,7 +823,7 @@
           <w:color w:val="1A237E"/>
           <w:sz w:val="18"/>
         </w:rPr>
-        <w:t>Laqad ajaztu kulla man waṣalat ilaihi fawā'idī wa-riyāḍātī ijāzatan ʿāmmatan</w:t>
+        <w:t>Laqad ajaztu kulla man washalat ilaihi fawā'idī wa-riyādhātī ijāzatan ʿāmmatan</w:t>
       </w:r>
     </w:p>
     <w:p>
@@ -778,7 +833,7 @@
           <w:color w:val="1A237E"/>
           <w:sz w:val="18"/>
         </w:rPr>
-        <w:t>Fīmā yurḍillāha wa-rasūlahu wa yaqūmu bihā baʿda</w:t>
+        <w:t>Fīmā yurdhillāha wa-rasūlahu wa yaqūmu bihā baʿda</w:t>
       </w:r>
     </w:p>
     <w:p>
@@ -788,7 +843,7 @@
           <w:color w:val="1A237E"/>
           <w:sz w:val="18"/>
         </w:rPr>
-        <w:t>aṣ-Ṣalāti ʿalā al-Ḥabībi al-Muṣṭafā wa-qirā'ati al-Fātiḥati wa-ihdā'i thawābihā</w:t>
+        <w:t>ash-Shalāti ʿalā al-Ḥabībi al-Mushthafā wa-qirā'ati al-Fātiḥati wa-ihdā'i tsawābihā</w:t>
       </w:r>
     </w:p>
     <w:p>
@@ -798,7 +853,7 @@
           <w:color w:val="1A237E"/>
           <w:sz w:val="18"/>
         </w:rPr>
-        <w:t>li-rūḥi al-Ḥabībi Muḥammadin ṣallallāhu ʿalaihi wa-sallama wa ilā rūḥi</w:t>
+        <w:t>li-rūḥi al-Ḥabībi Muḥammadin shallallāhu ʿalaihi wa-sallama wa ilā rūḥi</w:t>
       </w:r>
     </w:p>
     <w:p>
@@ -808,7 +863,7 @@
           <w:color w:val="1A237E"/>
           <w:sz w:val="18"/>
         </w:rPr>
-        <w:t>shaykhī raḥimahullāhu ʿalaihi wa li-Fātiḥatin lī</w:t>
+        <w:t>syaykhī raḥimahullāhu ʿalaihi wa li-Fātiḥatin lī</w:t>
       </w:r>
     </w:p>
     <w:p>
@@ -818,7 +873,7 @@
           <w:color w:val="1A237E"/>
           <w:sz w:val="18"/>
         </w:rPr>
-        <w:t>wa-ilā ash-Shaykhi al-Faqīri al-Qādiriyyi aṭāla Allāhu lanā fī ʿumrihi</w:t>
+        <w:t>wa-ilā asy-Syaykhi al-Faqīri al-Qādiriyyi athāla Allāhu lanā fī ʿumrihi</w:t>
       </w:r>
     </w:p>
     <w:p>
@@ -828,7 +883,7 @@
           <w:color w:val="1A237E"/>
           <w:sz w:val="18"/>
         </w:rPr>
-        <w:t>wa-bi-dhālika takūnu qad waṣalat-hu al-Ijāzatu al-ʿĀmmatu</w:t>
+        <w:t>wa-bi-dzālika takūnu qad washalat-hu al-Ijāzatu al-ʿĀmmatu</w:t>
       </w:r>
     </w:p>
     <w:p>
@@ -1079,7 +1134,7 @@
           <w:color w:val="1A237E"/>
           <w:sz w:val="18"/>
         </w:rPr>
-        <w:t>ash-Shaykhi al-Bashīri</w:t>
+        <w:t>asy-Syaykhi al-Basyīri</w:t>
       </w:r>
     </w:p>
     <w:p>
@@ -1482,7 +1537,7 @@
           <w:color w:val="1A237E"/>
           <w:sz w:val="18"/>
         </w:rPr>
-        <w:t>Fihrisu Mujarrabāti ash-Shaykhi al-Bashīri</w:t>
+        <w:t>Fihrisu Mujarrabāti asy-Syaykhi al-Basyīri</w:t>
       </w:r>
     </w:p>
     <w:p>
@@ -1492,7 +1547,7 @@
           <w:color w:val="1A237E"/>
           <w:sz w:val="18"/>
         </w:rPr>
-        <w:t>1. Ṭarīqatu al-Maysarati fī Jalbi al-Arzāqi</w:t>
+        <w:t>1. Tharīqatu al-Maysarati fī Jalbi al-Arzāqi</w:t>
       </w:r>
     </w:p>
     <w:p>
@@ -1502,7 +1557,7 @@
           <w:color w:val="1A237E"/>
           <w:sz w:val="18"/>
         </w:rPr>
-        <w:t>2. Fā'idatun Muḥriqatun Ṭāridatun lil-Jinni wa al-Maradati bi-idhni Allāhi</w:t>
+        <w:t>2. Fā'idatun Muḥriqatun Thāridatun lil-Jinni wa al-Maradati bi-idzni Allāhi</w:t>
       </w:r>
     </w:p>
     <w:p>
@@ -1512,7 +1567,7 @@
           <w:color w:val="1A237E"/>
           <w:sz w:val="18"/>
         </w:rPr>
-        <w:t>3. Fā'idatun Qāṭiʿatun li-ʿIlāji al-Massi</w:t>
+        <w:t>3. Fā'idatun Qāthiʿatun li-ʿIlāji al-Massi</w:t>
       </w:r>
     </w:p>
     <w:p>
@@ -1522,7 +1577,7 @@
           <w:color w:val="1A237E"/>
           <w:sz w:val="18"/>
         </w:rPr>
-        <w:t>4. az-Zajru al-Qāṭiʿu li-Akhdhi al-ʿAhdi wa al-Mīthāqi ʿalā Khādimi al-Istinzāli</w:t>
+        <w:t>4. az-Zajru al-Qāthiʿu li-Akhdzi al-ʿAhdi wa al-Mītsāqi ʿalā Khādimi al-Istinzāli</w:t>
       </w:r>
     </w:p>
     <w:p>
@@ -1532,7 +1587,7 @@
           <w:color w:val="1A237E"/>
           <w:sz w:val="18"/>
         </w:rPr>
-        <w:t>5. Fā'idatun li-Ṭardi ʿAṭlūshin Mufsidi al-Aʿmāli ar-Rūḥāniyyati</w:t>
+        <w:t>5. Fā'idatun li-Thardi ʿAthlūsyin Mufsidi al-Aʿmāli ar-Rūḥāniyyati</w:t>
       </w:r>
     </w:p>
     <w:p>
@@ -1542,7 +1597,7 @@
           <w:color w:val="1A237E"/>
           <w:sz w:val="18"/>
         </w:rPr>
-        <w:t>6. ad-Durratu an-Nūrāniyyatu fī ʿIlāji al-Aʿrāḍi ar-Rūḥāniyyati</w:t>
+        <w:t>6. ad-Durratu an-Nūrāniyyatu fī ʿIlāji al-Aʿrādhi ar-Rūḥāniyyati</w:t>
       </w:r>
     </w:p>
     <w:p>
@@ -1552,7 +1607,7 @@
           <w:color w:val="1A237E"/>
           <w:sz w:val="18"/>
         </w:rPr>
-        <w:t>7. Fā'idatun fī Tadmīri aẓ-Ẓālimi</w:t>
+        <w:t>7. Fā'idatun fī Tadmīri azh-Zhālimi</w:t>
       </w:r>
     </w:p>
     <w:p>
@@ -1582,7 +1637,7 @@
           <w:color w:val="1A237E"/>
           <w:sz w:val="18"/>
         </w:rPr>
-        <w:t>10. Fā'idatun Qāṭiʿatun li-Raddi al-Khādimi</w:t>
+        <w:t>10. Fā'idatun Qāthiʿatun li-Raddi al-Khādimi</w:t>
       </w:r>
     </w:p>
     <w:p>
@@ -1602,7 +1657,7 @@
           <w:color w:val="1A237E"/>
           <w:sz w:val="18"/>
         </w:rPr>
-        <w:t>12. al-Āyātu al-ʿAshru al-Mubṭilātu li-an-Nafthi wa as-Siḥri</w:t>
+        <w:t>12. al-Āyātu al-ʿAsyru al-Mubthilātu li-an-Naftsi wa as-Siḥri</w:t>
       </w:r>
     </w:p>
     <w:p>
@@ -1612,7 +1667,7 @@
           <w:color w:val="1A237E"/>
           <w:sz w:val="18"/>
         </w:rPr>
-        <w:t>13. Fā'idatun fī al-Kashfi al-Manāmiyyi</w:t>
+        <w:t>13. Fā'idatun fī al-Kasyfi al-Manāmiyyi</w:t>
       </w:r>
     </w:p>
     <w:p>
@@ -2342,7 +2397,7 @@
           <w:color w:val="1A237E"/>
           <w:sz w:val="18"/>
         </w:rPr>
-        <w:t>Ṭarīqatu al-Muyassarati fī Jalbi al-Arzāqi</w:t>
+        <w:t>Tharīqatu al-Muyassarati fī Jalbi al-Arzāqi</w:t>
       </w:r>
     </w:p>
     <w:p>
@@ -2362,7 +2417,7 @@
           <w:color w:val="1A237E"/>
           <w:sz w:val="18"/>
         </w:rPr>
-        <w:t>Aḍaʿu bayna aydīkum hādhihi ad-durrata an-nāfiʿata fī jalbi al-arzāqi wa rawāji at-tijāratī wa hiya Ṭarīqatu al-Muyassarati wa irta'aytu an aḍaʿahā lakum limā fīhā mina al-khayri wa al-barakati wa kadhālika li-iḥtiwā'ihā ʿalā qawāʿida ḥarfiyyatin tusāʿidukum ʿalā mā naḥnu bi-ṣadadihi bi-idhni Allāhi wa naḍaʿu fī dhālika mithālan bi-ismi Murādin wa ummihi Maryama</w:t>
+        <w:t>Adhaʿu bayna aydīkum hādzihi ad-durrata an-nāfiʿata fī jalbi al-arzāqi wa rawāji at-tijāratī wa hiya Tharīqatu al-Muyassarati wa irta'aytu an adhaʿahā lakum limā fīhā mina al-khayri wa al-barakati wa kadzālika li-iḥtiwā'ihā ʿalā qawāʿida ḥarfiyyatin tusāʿidukum ʿalā mā naḥnu bi-shadadihi bi-idzni Allāhi wa nadhaʿu fī dzālika mitsālan bi-ismi Murādin wa ummihi Maryama</w:t>
       </w:r>
     </w:p>
     <w:p>
@@ -2392,7 +2447,7 @@
           <w:color w:val="1A237E"/>
           <w:sz w:val="18"/>
         </w:rPr>
-        <w:t>Thumma nuzīlu at-takrāra mina al-ḥurūfi hākadhā</w:t>
+        <w:t>Tsumma nuzīlu at-takrāra mina al-ḥurūfi hākadzā</w:t>
       </w:r>
     </w:p>
     <w:p>
@@ -2412,7 +2467,7 @@
           <w:color w:val="1A237E"/>
           <w:sz w:val="18"/>
         </w:rPr>
-        <w:t>Wa kadhālika nafʿalu bi-ismi aṭ-ṭālibi nuzīlu minhu al-mukarrara wa ḥurūfa al-maddi hākadhā</w:t>
+        <w:t>Wa kadzālika nafʿalu bi-ismi ath-thālibi nuzīlu minhu al-mukarrara wa ḥurūfa al-maddi hākadzā</w:t>
       </w:r>
     </w:p>
     <w:p>
@@ -2432,7 +2487,7 @@
           <w:color w:val="1A237E"/>
           <w:sz w:val="18"/>
         </w:rPr>
-        <w:t>Thumma naṭraḥu al-aqalla mina al-akthari</w:t>
+        <w:t>Tsumma nathraḥu al-aqalla mina al-aktsari</w:t>
       </w:r>
     </w:p>
     <w:p>
@@ -2442,7 +2497,7 @@
           <w:color w:val="1A237E"/>
           <w:sz w:val="18"/>
         </w:rPr>
-        <w:t>9 - 4 = 5 fa-thabata al-ʿamalu fī wafqin mukhammasi wa ʿadadu buyūtihi 25 baytan</w:t>
+        <w:t>9 - 4 = 5 fa-tsabata al-ʿamalu fī wafqin mukhammasi wa ʿadadu buyūtihi 25 baytan</w:t>
       </w:r>
     </w:p>
     <w:p>
@@ -2452,7 +2507,7 @@
           <w:color w:val="1A237E"/>
           <w:sz w:val="18"/>
         </w:rPr>
-        <w:t>Thumma baʿda dhālika nuqārinu ḥurūfa lafẓi al-ʿadadi maʿa ḥurūfi aṭ-ṭālibi wa nuzīlu al-mukarrara minhumā</w:t>
+        <w:t>Tsumma baʿda dzālika nuqārinu ḥurūfa lafzhi al-ʿadadi maʿa ḥurūfi ath-thālibi wa nuzīlu al-mukarrara minhumā</w:t>
       </w:r>
     </w:p>
     <w:p>
@@ -2482,7 +2537,7 @@
           <w:color w:val="1A237E"/>
           <w:sz w:val="18"/>
         </w:rPr>
-        <w:t>Wa hādhā huwa al-ussu al-ḥarfiyyu al-muʿaddalu fa-na'khudhu mina al-ḥurūfi mā kāna ʿadaduhu aqalla min 13 tūḍaʿu fī al-wafqi wa mā kāna akthara min 13 fa-hiya li-ar-rūḥāniyyi wa al-ḥurūfu al-mustakhrajatu hiya ka-at-tālī</w:t>
+        <w:t>Wa hādzā huwa al-ussu al-ḥarfiyyu al-muʿaddalu fa-na'khudzu mina al-ḥurūfi mā kāna ʿadaduhu aqalla min 13 tūdhaʿu fī al-wafqi wa mā kāna aktsara min 13 fa-hiya li-ar-rūḥāniyyi wa al-ḥurūfu al-mustakhrajatu hiya ka-at-tālī</w:t>
       </w:r>
     </w:p>
     <w:p>
@@ -3062,7 +3117,7 @@
           <w:color w:val="1A237E"/>
           <w:sz w:val="18"/>
         </w:rPr>
-        <w:t>Ṭarīqatu al-Muyassarati fī Jalbi al-Arzāqi</w:t>
+        <w:t>Tharīqatu al-Muyassarati fī Jalbi al-Arzāqi</w:t>
       </w:r>
     </w:p>
     <w:p>
@@ -3072,7 +3127,7 @@
           <w:color w:val="1A237E"/>
           <w:sz w:val="18"/>
         </w:rPr>
-        <w:t>Thumma nalquṭu mina as-saṭri ath-thānī isma ar-rūḥāniyyi mubtadi'īna mina al-ḥarfi ath-thānī wa nasīru bi-t-tathlīthi fa-yakūnu hākadhā: س م س — [Rajah ditulis ulang: سَمْسَائِيلُ]. Thumma nalquṭu mina as-saṭri ath-thālithi kadhālika bi-t-tathlīthi mubtadi'īna mina al-ḥarfi al-awwali li-istikhrāji ar-rūḥāniyyi al-ḥākimi fa-takūnu ḥurūfuhu hiya [ ن س ل م ] — [Rajah ditulis ulang: نَلْسَمَائِيلُ]</w:t>
+        <w:t>Tsumma nalquthu mina as-sathri ats-tsānī isma ar-rūḥāniyyi mubtadi'īna mina al-ḥarfi ats-tsānī wa nasīru bi-t-tatslītsi fa-yakūnu hākadzā: س م س — [Rajah ditulis ulang: سَمْسَائِيلُ]. Tsumma nalquthu mina as-sathri ats-tsālitsi kadzālika bi-t-tatslītsi mubtadi'īna mina al-ḥarfi al-awwali li-istikhrāji ar-rūḥāniyyi al-ḥākimi fa-takūnu ḥurūfuhu hiya [ ن س ل م ] — [Rajah ditulis ulang: نَلْسَمَائِيلُ]</w:t>
       </w:r>
     </w:p>
     <w:p>
@@ -3082,7 +3137,7 @@
           <w:color w:val="1A237E"/>
           <w:sz w:val="18"/>
         </w:rPr>
-        <w:t>Thumma na'khudhu ḥurūfa al-ʿamali wa ar-rūḥāniyyi al-ḥākimi mabsūṭatan bidūni takrārin wa bidūni ḥurūfin ẓulmāniyyatin wa nastakhriju minhā mā tarakkaba fīhā min asmā'i Allāhi al-ḥusnā an-nūrāniyyati hākadhā: [ ن ل ا م س ي هـ ] — [Rajah ditulis ulang: لَا إِلَهَ إِلَّا اللهُ الْمُهَيْمِنُ]</w:t>
+        <w:t>Tsumma na'khudzu ḥurūfa al-ʿamali wa ar-rūḥāniyyi al-ḥākimi mabsūthatan bidūni takrārin wa bidūni ḥurūfin zhulmāniyyatin wa nastakhriju minhā mā tarakkaba fīhā min asmā'i Allāhi al-ḥusnā an-nūrāniyyati hākadzā: [ ن ل ا م س ي هـ ] — [Rajah ditulis ulang: لَا إِلَهَ إِلَّا اللهُ الْمُهَيْمِنُ]</w:t>
       </w:r>
     </w:p>
     <w:p>
@@ -3092,7 +3147,7 @@
           <w:color w:val="1A237E"/>
           <w:sz w:val="18"/>
         </w:rPr>
-        <w:t>Ammā ṭarīqatu al-ʿamali: na'khudhu al-ḥurūfa al-khamsata allatī lil-ʿamali wa naqsimuhā ʿalā 7 li-istikhrāji sāʿati al-ʿamali hākadhā: و ا هـ د ي = 27 — maqsūmatan ʿalā 7 al-khāriju 3 wa al-bāqī 6 — idhan sāʿatu al-ʿamali hiya az-Zuhratu</w:t>
+        <w:t>Ammā tharīqatu al-ʿamali: na'khudzu al-ḥurūfa al-khamsata allatī lil-ʿamali wa naqsimuhā ʿalā 7 li-istikhrāji sāʿati al-ʿamali hākadzā: و ا هـ د ي = 27 — maqsūmatan ʿalā 7 al-khāriju 3 wa al-bāqī 6 — idzan sāʿatu al-ʿamali hiya az-Zuhratu</w:t>
       </w:r>
     </w:p>
     <w:p>
@@ -3102,7 +3157,7 @@
           <w:color w:val="1A237E"/>
           <w:sz w:val="18"/>
         </w:rPr>
-        <w:t>Fa-na'khudhu ḥurūfa al-ʿamali murattabatan wa nanzilu bihā fī wafqin mukhammasi wa nuḥawwiṭuhu bi-al-āyati [ قَوْلُهُ الْحَقُّ وَلَهُ الْمُلْكُ ] wa naktubu ʿalā al-arkāni al-arbaʿati isma ar-rūḥāniyyi [ سَمْسَائِيلُ ] wa nudawwiru ʿalaihi al-āyataini al-karīmataini: Allāhu laṭīfun bi-ʿibādihi yarzuqu man yashā'u wa huwa al-qawiyyu al-ʿazīzu — wa al-āyata: Alladhīna yatlūna kitāba Allāhi ... ilā lan tabūra</w:t>
+        <w:t>Fa-na'khudzu ḥurūfa al-ʿamali murattabatan wa nanzilu bihā fī wafqin mukhammasi wa nuḥawwithuhu bi-al-āyati [ قَوْلُهُ الْحَقُّ وَلَهُ الْمُلْكُ ] wa naktubu ʿalā al-arkāni al-arbaʿati isma ar-rūḥāniyyi [ سَمْسَائِيلُ ] wa nudawwiru ʿalaihi al-āyataini al-karīmataini: Allāhu lathīfun bi-ʿibādihi yarzuqu man yasyā'u wa huwa al-qawiyyu al-ʿazīzu — wa al-āyata: Alladzīna yatlūna kitāba Allāhi ... ilā lan tabūra</w:t>
       </w:r>
     </w:p>
     <w:p>
@@ -3112,7 +3167,7 @@
           <w:color w:val="1A237E"/>
           <w:sz w:val="18"/>
         </w:rPr>
-        <w:t>Wa fī nafsi al-waraqati min warā'i al-wafqi al-mukhammasi tarsumu wafqan bi-qadri ḥurūfi ar-rūḥāniyyi al-ḥākimi wa nanzilu bihi kamā faʿalnā bi-ḥurūfi al-ʿamali — fī mithālinā hādhā yakūnu wafqan murabbaʿan wa tuḥawwiṭuhu bi-ismihi. Wa al-kitābatu takūnu bi-mā'i wardin wa zaʿfarānin wa miskin maʿa bakhūrin ṭayyibin ka-al-lubāni wa ʿūdi aṣ-ṣalībi</w:t>
+        <w:t>Wa fī nafsi al-waraqati min warā'i al-wafqi al-mukhammasi tarsumu wafqan bi-qadri ḥurūfi ar-rūḥāniyyi al-ḥākimi wa nanzilu bihi kamā faʿalnā bi-ḥurūfi al-ʿamali — fī mitsālinā hādzā yakūnu wafqan murabbaʿan wa tuḥawwithuhu bi-ismihi. Wa al-kitābatu takūnu bi-mā'i wardin wa zaʿfarānin wa miskin maʿa bakhūrin thayyibin ka-al-lubāni wa ʿūdi ash-shalībi</w:t>
       </w:r>
     </w:p>
     <w:p>
@@ -3312,225 +3367,10 @@
       <w:pPr>
         <w:jc w:val="center"/>
       </w:pPr>
-      <w:r/>
-    </w:p>
-    <w:p>
-      <w:r>
-        <w:rPr>
-          <w:sz w:val="14"/>
-        </w:rPr>
-        <w:t>[Gagal embed Amal: [Errno 2] No such file or directory: 'Amal']</w:t>
-      </w:r>
-    </w:p>
-    <w:p>
-      <w:pPr>
-        <w:jc w:val="right"/>
-        <w:bidi w:val="1"/>
-        <w:shd w:val="clear" w:color="auto" w:fill="FFF8E1"/>
-        <w:pBdr>
-          <w:top w:val="single" w:sz="4" w:space="4" w:color="BDBDBD"/>
-          <w:left w:val="single" w:sz="4" w:space="4" w:color="BDBDBD"/>
-          <w:bottom w:val="single" w:sz="4" w:space="4" w:color="BDBDBD"/>
-          <w:right w:val="single" w:sz="4" w:space="4" w:color="BDBDBD"/>
-        </w:pBdr>
-      </w:pPr>
-      <w:r>
-        <w:rPr>
-          <w:rFonts w:ascii="Scheherazade New" w:hAnsi="Scheherazade New"/>
-          <w:color w:val="1A237E"/>
-          <w:sz w:val="25"/>
-        </w:rPr>
-        <w:t>وَهَذَا الْوَفْقُ الْمُرَبَّعُ الَّذِي نَزَلْنَا فِيهِ الرَّوْحَانِيَّ</w:t>
-      </w:r>
-    </w:p>
-    <w:p>
-      <w:pPr>
-        <w:jc w:val="center"/>
-      </w:pPr>
-      <w:r/>
-    </w:p>
-    <w:p>
-      <w:r>
-        <w:rPr>
-          <w:sz w:val="14"/>
-        </w:rPr>
-        <w:t>[Gagal embed Ruhani: [Errno 2] No such file or directory: 'Ruhani']</w:t>
-      </w:r>
-    </w:p>
-    <w:p>
-      <w:pPr>
-        <w:jc w:val="right"/>
-        <w:bidi w:val="1"/>
-        <w:shd w:val="clear" w:color="auto" w:fill="FFF8E1"/>
-        <w:pBdr>
-          <w:top w:val="single" w:sz="4" w:space="4" w:color="BDBDBD"/>
-          <w:left w:val="single" w:sz="4" w:space="4" w:color="BDBDBD"/>
-          <w:bottom w:val="single" w:sz="4" w:space="4" w:color="BDBDBD"/>
-          <w:right w:val="single" w:sz="4" w:space="4" w:color="BDBDBD"/>
-        </w:pBdr>
-      </w:pPr>
-      <w:r>
-        <w:rPr>
-          <w:rFonts w:ascii="Scheherazade New" w:hAnsi="Scheherazade New"/>
-          <w:color w:val="1A237E"/>
-          <w:sz w:val="25"/>
-        </w:rPr>
-        <w:t>وَعَدَدُ الْعَزِيمَةِ 196 مَرَّةً مَعَ التَّوَجُّهِ إِلَى اللهِ عَزَّ وَجَلَّ بِطَلَبِكَ</w:t>
-      </w:r>
-    </w:p>
-    <w:p>
-      <w:pPr>
-        <w:jc w:val="right"/>
-        <w:bidi w:val="1"/>
-        <w:shd w:val="clear" w:color="auto" w:fill="FFF8E1"/>
-        <w:pBdr>
-          <w:top w:val="single" w:sz="4" w:space="4" w:color="BDBDBD"/>
-          <w:left w:val="single" w:sz="4" w:space="4" w:color="BDBDBD"/>
-          <w:bottom w:val="single" w:sz="4" w:space="4" w:color="BDBDBD"/>
-          <w:right w:val="single" w:sz="4" w:space="4" w:color="BDBDBD"/>
-        </w:pBdr>
-      </w:pPr>
-      <w:r>
-        <w:rPr>
-          <w:rFonts w:ascii="Scheherazade New" w:hAnsi="Scheherazade New"/>
-          <w:color w:val="1A237E"/>
-          <w:sz w:val="25"/>
-        </w:rPr>
-        <w:t>أَسْأَلُ اللهَ عَزَّ وَجَلَّ أَنْ يَنْفَعَكُمْ بِهَذِهِ الذَّخِيرَةِ الْمُبَارَكَةِ إِنَّهُ وَلِيُّ ذَلِكَ وَالْقَادِرُ عَلَيْهِ وَالسَّلَامُ</w:t>
-      </w:r>
-    </w:p>
-    <w:p>
-      <w:pPr>
-        <w:pStyle w:val="Heading2"/>
-      </w:pPr>
-      <w:r>
-        <w:t>latin</w:t>
-      </w:r>
-    </w:p>
-    <w:p>
-      <w:r>
-        <w:rPr>
-          <w:i/>
-          <w:color w:val="1A237E"/>
-          <w:sz w:val="18"/>
-        </w:rPr>
-        <w:t>Ṭarīqatu al-Muyassarati fī Jalbi al-Arzāqi</w:t>
-      </w:r>
-    </w:p>
-    <w:p>
-      <w:r>
-        <w:rPr>
-          <w:i/>
-          <w:color w:val="1A237E"/>
-          <w:sz w:val="18"/>
-        </w:rPr>
-        <w:t>Wa-hādhā Wafqu al-ʿAmali</w:t>
-      </w:r>
-    </w:p>
-    <w:p>
-      <w:pPr>
-        <w:jc w:val="center"/>
-      </w:pPr>
-      <w:r/>
-    </w:p>
-    <w:p>
-      <w:r>
-        <w:rPr>
-          <w:sz w:val="14"/>
-        </w:rPr>
-        <w:t>[Gagal embed Amal: [Errno 2] No such file or directory: 'Amal']</w:t>
-      </w:r>
-    </w:p>
-    <w:p>
-      <w:r>
-        <w:rPr>
-          <w:i/>
-          <w:color w:val="1A237E"/>
-          <w:sz w:val="18"/>
-        </w:rPr>
-        <w:t>Wa-hādhā al-Wafqu al-Murabbaʿu alladhī nazalnā fīhi ar-Rūḥāniyyi</w:t>
-      </w:r>
-    </w:p>
-    <w:p>
-      <w:pPr>
-        <w:jc w:val="center"/>
-      </w:pPr>
-      <w:r/>
-    </w:p>
-    <w:p>
-      <w:r>
-        <w:rPr>
-          <w:sz w:val="14"/>
-        </w:rPr>
-        <w:t>[Gagal embed Ruhani: [Errno 2] No such file or directory: 'Ruhani']</w:t>
-      </w:r>
-    </w:p>
-    <w:p>
-      <w:r>
-        <w:rPr>
-          <w:i/>
-          <w:color w:val="1A237E"/>
-          <w:sz w:val="18"/>
-        </w:rPr>
-        <w:t>Wa-ʿadadu al-ʿAzīmati 196 marratan maʿa at-tawajjuhi ilā Allāhi ʿAzza wa-Jalla bi-ṭalabika</w:t>
-      </w:r>
-    </w:p>
-    <w:p>
-      <w:r>
-        <w:rPr>
-          <w:i/>
-          <w:color w:val="1A237E"/>
-          <w:sz w:val="18"/>
-        </w:rPr>
-        <w:t>As'alu Allāha ʿAzza wa-Jalla an yanfaʿakum bi-hādhihi adh-Dhakhīrati al-Mubārakati innahu Waliyyu dhālika wa al-Qādiru ʿalaihi was-Salāmu</w:t>
-      </w:r>
-    </w:p>
-    <w:p>
-      <w:pPr>
-        <w:pStyle w:val="Heading2"/>
-      </w:pPr>
-      <w:r>
-        <w:t>Terjemahan</w:t>
-      </w:r>
-    </w:p>
-    <w:p>
-      <w:pPr>
-        <w:shd w:val="clear" w:color="auto" w:fill="E8F5E9"/>
-        <w:pBdr>
-          <w:left w:val="single" w:sz="12" w:space="6" w:color="2E7D32"/>
-        </w:pBdr>
-      </w:pPr>
-      <w:r>
-        <w:rPr>
-          <w:color w:val="0D47A1"/>
-          <w:sz w:val="18"/>
-        </w:rPr>
-        <w:t>Cara Maysarah untuk Menarik Rezeki.</w:t>
-      </w:r>
-    </w:p>
-    <w:p>
-      <w:pPr>
-        <w:shd w:val="clear" w:color="auto" w:fill="E8F5E9"/>
-        <w:pBdr>
-          <w:left w:val="single" w:sz="12" w:space="6" w:color="2E7D32"/>
-        </w:pBdr>
-      </w:pPr>
-      <w:r>
-        <w:rPr>
-          <w:color w:val="0D47A1"/>
-          <w:sz w:val="18"/>
-        </w:rPr>
-        <w:t>Dan inilah wafaq amalan.</w:t>
-      </w:r>
-    </w:p>
-    <w:p>
-      <w:pPr>
-        <w:jc w:val="center"/>
-      </w:pPr>
       <w:r>
         <w:drawing>
           <wp:inline xmlns:a="http://schemas.openxmlformats.org/drawingml/2006/main" xmlns:pic="http://schemas.openxmlformats.org/drawingml/2006/picture">
-            <wp:extent cx="3657600" cy="2672019"/>
+            <wp:extent cx="3749039" cy="2738819"/>
             <wp:docPr id="1" name="Picture 1"/>
             <wp:cNvGraphicFramePr>
               <a:graphicFrameLocks noChangeAspect="1"/>
@@ -3551,7 +3391,7 @@
                   <pic:spPr>
                     <a:xfrm>
                       <a:off x="0" y="0"/>
-                      <a:ext cx="3657600" cy="2672019"/>
+                      <a:ext cx="3749039" cy="2738819"/>
                     </a:xfrm>
                     <a:prstGeom prst="rect"/>
                   </pic:spPr>
@@ -3572,22 +3412,28 @@
           <w:color w:val="666666"/>
           <w:sz w:val="14"/>
         </w:rPr>
-        <w:t>[Gambar: Wafaq Mukhammas 5×5 — Amal — sisip]</w:t>
+        <w:t>[Gambar: Wafaq Mukhammas 5×5 Amal — Wa-hādzā Wafqu al-ʿAmali]</w:t>
       </w:r>
     </w:p>
     <w:p>
       <w:pPr>
-        <w:shd w:val="clear" w:color="auto" w:fill="E8F5E9"/>
+        <w:jc w:val="right"/>
+        <w:bidi w:val="1"/>
+        <w:shd w:val="clear" w:color="auto" w:fill="FFF8E1"/>
         <w:pBdr>
-          <w:left w:val="single" w:sz="12" w:space="6" w:color="2E7D32"/>
+          <w:top w:val="single" w:sz="4" w:space="4" w:color="BDBDBD"/>
+          <w:left w:val="single" w:sz="4" w:space="4" w:color="BDBDBD"/>
+          <w:bottom w:val="single" w:sz="4" w:space="4" w:color="BDBDBD"/>
+          <w:right w:val="single" w:sz="4" w:space="4" w:color="BDBDBD"/>
         </w:pBdr>
       </w:pPr>
       <w:r>
         <w:rPr>
-          <w:color w:val="0D47A1"/>
-          <w:sz w:val="18"/>
+          <w:rFonts w:ascii="Scheherazade New" w:hAnsi="Scheherazade New"/>
+          <w:color w:val="1A237E"/>
+          <w:sz w:val="25"/>
         </w:rPr>
-        <w:t>Dan inilah wafaq persegi yang kita turunkan di dalamnya (huruf) ruhaninya.</w:t>
+        <w:t>وَهَذَا الْوَفْقُ الْمُرَبَّعُ الَّذِي نَزَلْنَا فِيهِ الرَّوْحَانِيَّ</w:t>
       </w:r>
     </w:p>
     <w:p>
@@ -3597,7 +3443,7 @@
       <w:r>
         <w:drawing>
           <wp:inline xmlns:a="http://schemas.openxmlformats.org/drawingml/2006/main" xmlns:pic="http://schemas.openxmlformats.org/drawingml/2006/picture">
-            <wp:extent cx="3657600" cy="2639166"/>
+            <wp:extent cx="3749039" cy="2705145"/>
             <wp:docPr id="2" name="Picture 2"/>
             <wp:cNvGraphicFramePr>
               <a:graphicFrameLocks noChangeAspect="1"/>
@@ -3618,7 +3464,7 @@
                   <pic:spPr>
                     <a:xfrm>
                       <a:off x="0" y="0"/>
-                      <a:ext cx="3657600" cy="2639166"/>
+                      <a:ext cx="3749039" cy="2705145"/>
                     </a:xfrm>
                     <a:prstGeom prst="rect"/>
                   </pic:spPr>
@@ -3639,7 +3485,160 @@
           <w:color w:val="666666"/>
           <w:sz w:val="14"/>
         </w:rPr>
-        <w:t>[Gambar: Wafaq Murabba' 4×4 — Ruhani — sisip]</w:t>
+        <w:t>[Gambar: Wafaq Murabba' 4×4 Ruhani — Wa-hādzā al-Wafqu al-Murabbaʿu]</w:t>
+      </w:r>
+    </w:p>
+    <w:p>
+      <w:pPr>
+        <w:jc w:val="right"/>
+        <w:bidi w:val="1"/>
+        <w:shd w:val="clear" w:color="auto" w:fill="FFF8E1"/>
+        <w:pBdr>
+          <w:top w:val="single" w:sz="4" w:space="4" w:color="BDBDBD"/>
+          <w:left w:val="single" w:sz="4" w:space="4" w:color="BDBDBD"/>
+          <w:bottom w:val="single" w:sz="4" w:space="4" w:color="BDBDBD"/>
+          <w:right w:val="single" w:sz="4" w:space="4" w:color="BDBDBD"/>
+        </w:pBdr>
+      </w:pPr>
+      <w:r>
+        <w:rPr>
+          <w:rFonts w:ascii="Scheherazade New" w:hAnsi="Scheherazade New"/>
+          <w:color w:val="1A237E"/>
+          <w:sz w:val="25"/>
+        </w:rPr>
+        <w:t>وَعَدَدُ الْعَزِيمَةِ 196 مَرَّةً مَعَ التَّوَجُّهِ إِلَى اللهِ عَزَّ وَجَلَّ بِطَلَبِكَ</w:t>
+      </w:r>
+    </w:p>
+    <w:p>
+      <w:pPr>
+        <w:jc w:val="right"/>
+        <w:bidi w:val="1"/>
+        <w:shd w:val="clear" w:color="auto" w:fill="FFF8E1"/>
+        <w:pBdr>
+          <w:top w:val="single" w:sz="4" w:space="4" w:color="BDBDBD"/>
+          <w:left w:val="single" w:sz="4" w:space="4" w:color="BDBDBD"/>
+          <w:bottom w:val="single" w:sz="4" w:space="4" w:color="BDBDBD"/>
+          <w:right w:val="single" w:sz="4" w:space="4" w:color="BDBDBD"/>
+        </w:pBdr>
+      </w:pPr>
+      <w:r>
+        <w:rPr>
+          <w:rFonts w:ascii="Scheherazade New" w:hAnsi="Scheherazade New"/>
+          <w:color w:val="1A237E"/>
+          <w:sz w:val="25"/>
+        </w:rPr>
+        <w:t>أَسْأَلُ اللهَ عَزَّ وَجَلَّ أَنْ يَنْفَعَكُمْ بِهَذِهِ الذَّخِيرَةِ الْمُبَارَكَةِ إِنَّهُ وَلِيُّ ذَلِكَ وَالْقَادِرُ عَلَيْهِ وَالسَّلَامُ</w:t>
+      </w:r>
+    </w:p>
+    <w:p>
+      <w:pPr>
+        <w:pStyle w:val="Heading2"/>
+      </w:pPr>
+      <w:r>
+        <w:t>latin</w:t>
+      </w:r>
+    </w:p>
+    <w:p>
+      <w:r>
+        <w:rPr>
+          <w:i/>
+          <w:color w:val="1A237E"/>
+          <w:sz w:val="18"/>
+        </w:rPr>
+        <w:t>Tharīqatu al-Muyassarati fī Jalbi al-Arzāqi</w:t>
+      </w:r>
+    </w:p>
+    <w:p>
+      <w:r>
+        <w:rPr>
+          <w:i/>
+          <w:color w:val="1A237E"/>
+          <w:sz w:val="18"/>
+        </w:rPr>
+        <w:t>Wa-hādzā Wafqu al-ʿAmali</w:t>
+      </w:r>
+    </w:p>
+    <w:p>
+      <w:r>
+        <w:rPr>
+          <w:i/>
+          <w:color w:val="1A237E"/>
+          <w:sz w:val="18"/>
+        </w:rPr>
+        <w:t>Wa-hādzā al-Wafqu al-Murabbaʿu alladzī nazalnā fīhi ar-Rūḥāniyyi</w:t>
+      </w:r>
+    </w:p>
+    <w:p>
+      <w:r>
+        <w:rPr>
+          <w:i/>
+          <w:color w:val="1A237E"/>
+          <w:sz w:val="18"/>
+        </w:rPr>
+        <w:t>Wa-ʿadadu al-ʿAzīmati 196 marratan maʿa at-tawajjuhi ilā Allāhi ʿAzza wa-Jalla bi-thalabika</w:t>
+      </w:r>
+    </w:p>
+    <w:p>
+      <w:r>
+        <w:rPr>
+          <w:i/>
+          <w:color w:val="1A237E"/>
+          <w:sz w:val="18"/>
+        </w:rPr>
+        <w:t>As'alu Allāha ʿAzza wa-Jalla an yanfaʿakum bi-hādzihi adz-Dzakhīrati al-Mubārakati innahu Waliyyu dzālika wa al-Qādiru ʿalaihi was-Salāmu</w:t>
+      </w:r>
+    </w:p>
+    <w:p>
+      <w:pPr>
+        <w:pStyle w:val="Heading2"/>
+      </w:pPr>
+      <w:r>
+        <w:t>Terjemahan</w:t>
+      </w:r>
+    </w:p>
+    <w:p>
+      <w:pPr>
+        <w:shd w:val="clear" w:color="auto" w:fill="E8F5E9"/>
+        <w:pBdr>
+          <w:left w:val="single" w:sz="12" w:space="6" w:color="2E7D32"/>
+        </w:pBdr>
+      </w:pPr>
+      <w:r>
+        <w:rPr>
+          <w:color w:val="0D47A1"/>
+          <w:sz w:val="18"/>
+        </w:rPr>
+        <w:t>Cara Maysarah untuk Menarik Rezeki.</w:t>
+      </w:r>
+    </w:p>
+    <w:p>
+      <w:pPr>
+        <w:shd w:val="clear" w:color="auto" w:fill="E8F5E9"/>
+        <w:pBdr>
+          <w:left w:val="single" w:sz="12" w:space="6" w:color="2E7D32"/>
+        </w:pBdr>
+      </w:pPr>
+      <w:r>
+        <w:rPr>
+          <w:color w:val="0D47A1"/>
+          <w:sz w:val="18"/>
+        </w:rPr>
+        <w:t>Dan inilah wafaq amalan.</w:t>
+      </w:r>
+    </w:p>
+    <w:p>
+      <w:pPr>
+        <w:shd w:val="clear" w:color="auto" w:fill="E8F5E9"/>
+        <w:pBdr>
+          <w:left w:val="single" w:sz="12" w:space="6" w:color="2E7D32"/>
+        </w:pBdr>
+      </w:pPr>
+      <w:r>
+        <w:rPr>
+          <w:color w:val="0D47A1"/>
+          <w:sz w:val="18"/>
+        </w:rPr>
+        <w:t>Dan inilah wafaq persegi yang kita turunkan di dalamnya (huruf) ruhaninya.</w:t>
       </w:r>
     </w:p>
     <w:p>
@@ -3733,7 +3732,7 @@
         <w:color w:val="757575"/>
         <w:sz w:val="12"/>
       </w:rPr>
-      <w:t xml:space="preserve"> — Hal 01–08 Gabungan — 2 wafaq sisip Hal08</w:t>
+      <w:t xml:space="preserve"> — Hal 01–08 Gabungan — Latin baru</w:t>
     </w:r>
   </w:p>
 </w:ftr>
@@ -3752,7 +3751,7 @@
         <w:color w:val="6D4C41"/>
         <w:sz w:val="13"/>
       </w:rPr>
-      <w:t>Anwār ash-Shaykh al-Bashīr — HAL 01–08 GABUNGAN — untuk Koreksi — Hal08 wafaq sisip</w:t>
+      <w:t>Anwār ash-Shaykh al-Bashīr — HAL 01–08 GABUNGAN — Latin Baru dza/sy/sh/dh/zh/ts/th/gh</w:t>
     </w:r>
   </w:p>
 </w:hdr>
@@ -4233,15 +4232,14 @@
     <w:pPr>
       <w:keepNext/>
       <w:keepLines/>
-      <w:spacing w:before="100" w:after="40"/>
+      <w:spacing w:before="200" w:after="0"/>
       <w:outlineLvl w:val="2"/>
     </w:pPr>
     <w:rPr>
-      <w:rFonts w:asciiTheme="majorHAnsi" w:eastAsiaTheme="majorEastAsia" w:hAnsiTheme="majorHAnsi" w:cstheme="majorBidi" w:ascii="Calibri" w:hAnsi="Calibri"/>
+      <w:rFonts w:asciiTheme="majorHAnsi" w:eastAsiaTheme="majorEastAsia" w:hAnsiTheme="majorHAnsi" w:cstheme="majorBidi"/>
       <w:b/>
       <w:bCs/>
-      <w:color w:val="1A237E"/>
-      <w:sz w:val="18"/>
+      <w:color w:val="4F81BD" w:themeColor="accent1"/>
     </w:rPr>
   </w:style>
   <w:style w:type="paragraph" w:styleId="Heading4">
